--- a/2026年総会準備/東海販売士賛助会員更新のお知らせ2026.docx
+++ b/2026年総会準備/東海販売士賛助会員更新のお知らせ2026.docx
@@ -710,14 +710,7 @@
           <w:rFonts w:ascii="游ゴシック Medium" w:eastAsia="游ゴシック Medium" w:hAnsi="游ゴシック Medium"/>
           <w:lang w:eastAsia="ja-JP"/>
         </w:rPr>
-        <w:t xml:space="preserve"> ビジネスマッチングや連携機会に関する情報を配信！</w:t>
-      </w:r>
-      <w:r>
-        <w:rPr>
-          <w:rFonts w:ascii="游ゴシック Medium" w:eastAsia="游ゴシック Medium" w:hAnsi="游ゴシック Medium"/>
-          <w:lang w:eastAsia="ja-JP"/>
-        </w:rPr>
-        <w:br/>
+        <w:t xml:space="preserve"> 賛助会員の皆様とのビジネスマッチングや連携機会に</w:t>
       </w:r>
     </w:p>
     <w:p>
@@ -728,29 +721,12 @@
           <w:lang w:eastAsia="ja-JP"/>
         </w:rPr>
       </w:pPr>
-    </w:p>
-    <w:p>
-      <w:pPr>
-        <w:spacing w:after="0" w:line="0" w:lineRule="atLeast"/>
-        <w:rPr>
-          <w:rFonts w:ascii="游ゴシック Medium" w:eastAsia="游ゴシック Medium" w:hAnsi="游ゴシック Medium"/>
-          <w:lang w:eastAsia="ja-JP"/>
-        </w:rPr>
-      </w:pPr>
-    </w:p>
-    <w:p>
-      <w:pPr>
-        <w:rPr>
-          <w:rFonts w:ascii="游ゴシック Medium" w:eastAsia="游ゴシック Medium" w:hAnsi="游ゴシック Medium"/>
-          <w:lang w:eastAsia="ja-JP"/>
-        </w:rPr>
-      </w:pPr>
       <w:r>
         <w:rPr>
           <w:rFonts w:ascii="游ゴシック Medium" w:eastAsia="游ゴシック Medium" w:hAnsi="游ゴシック Medium"/>
           <w:lang w:eastAsia="ja-JP"/>
         </w:rPr>
-        <w:t>また、FacebookメッセンジャーやLINEオープンチャットもご用意しております。</w:t>
+        <w:t>関する情報を配信！</w:t>
       </w:r>
       <w:r>
         <w:rPr>
@@ -758,7 +734,6 @@
           <w:lang w:eastAsia="ja-JP"/>
         </w:rPr>
         <w:br/>
-        <w:t>ご都合に合わせた形で情報を受け取り、協会活動にご参加いただけます。</w:t>
       </w:r>
     </w:p>
     <w:p>
@@ -773,7 +748,30 @@
           <w:rFonts w:ascii="游ゴシック Medium" w:eastAsia="游ゴシック Medium" w:hAnsi="游ゴシック Medium"/>
           <w:lang w:eastAsia="ja-JP"/>
         </w:rPr>
-        <w:t>本年度も、地域ビジネスの発展に貢献する機会を創出してまいります。</w:t>
+        <w:t>また、Facebookメッセンジャーもご用意しております。</w:t>
+      </w:r>
+      <w:r>
+        <w:rPr>
+          <w:rFonts w:ascii="游ゴシック Medium" w:eastAsia="游ゴシック Medium" w:hAnsi="游ゴシック Medium"/>
+          <w:lang w:eastAsia="ja-JP"/>
+        </w:rPr>
+        <w:br/>
+        <w:t>賛助会員の皆様のご都合に合わせた形で情報を受け取り、協会活動にご参加いただけます。</w:t>
+      </w:r>
+    </w:p>
+    <w:p>
+      <w:pPr>
+        <w:rPr>
+          <w:rFonts w:ascii="游ゴシック Medium" w:eastAsia="游ゴシック Medium" w:hAnsi="游ゴシック Medium"/>
+          <w:lang w:eastAsia="ja-JP"/>
+        </w:rPr>
+      </w:pPr>
+      <w:r>
+        <w:rPr>
+          <w:rFonts w:ascii="游ゴシック Medium" w:eastAsia="游ゴシック Medium" w:hAnsi="游ゴシック Medium"/>
+          <w:lang w:eastAsia="ja-JP"/>
+        </w:rPr>
+        <w:t>本年度も、賛助会員の皆様とともに地域ビジネスの発展に貢献する機会を創出してまいります。</w:t>
       </w:r>
       <w:r>
         <w:rPr>

--- a/2026年総会準備/東海販売士賛助会員更新のお知らせ2026.docx
+++ b/2026年総会準備/東海販売士賛助会員更新のお知らせ2026.docx
@@ -240,6 +240,13 @@
         </w:rPr>
         <w:t>（日本最大級異業種交流展示会）</w:t>
       </w:r>
+      <w:r>
+        <w:rPr>
+          <w:rFonts w:ascii="游ゴシック Medium" w:eastAsia="游ゴシック Medium" w:hAnsi="游ゴシック Medium" w:hint="eastAsia"/>
+          <w:lang w:eastAsia="ja-JP"/>
+        </w:rPr>
+        <w:t>（※検討中）</w:t>
+      </w:r>
     </w:p>
     <w:p>
       <w:pPr>
@@ -458,7 +465,35 @@
           <w:rFonts w:ascii="游ゴシック Medium" w:eastAsia="游ゴシック Medium" w:hAnsi="游ゴシック Medium"/>
           <w:lang w:eastAsia="ja-JP"/>
         </w:rPr>
-        <w:t xml:space="preserve"> 振込期日：2026年3月末日まで</w:t>
+        <w:t xml:space="preserve"> 振込期日：2026年</w:t>
+      </w:r>
+      <w:r>
+        <w:rPr>
+          <w:rFonts w:ascii="游ゴシック Medium" w:eastAsia="游ゴシック Medium" w:hAnsi="游ゴシック Medium" w:hint="eastAsia"/>
+          <w:lang w:eastAsia="ja-JP"/>
+        </w:rPr>
+        <w:t>４</w:t>
+      </w:r>
+      <w:r>
+        <w:rPr>
+          <w:rFonts w:ascii="游ゴシック Medium" w:eastAsia="游ゴシック Medium" w:hAnsi="游ゴシック Medium"/>
+          <w:lang w:eastAsia="ja-JP"/>
+        </w:rPr>
+        <w:t>月</w:t>
+      </w:r>
+      <w:r>
+        <w:rPr>
+          <w:rFonts w:ascii="游ゴシック Medium" w:eastAsia="游ゴシック Medium" w:hAnsi="游ゴシック Medium" w:hint="eastAsia"/>
+          <w:lang w:eastAsia="ja-JP"/>
+        </w:rPr>
+        <w:t>１１</w:t>
+      </w:r>
+      <w:r>
+        <w:rPr>
+          <w:rFonts w:ascii="游ゴシック Medium" w:eastAsia="游ゴシック Medium" w:hAnsi="游ゴシック Medium"/>
+          <w:lang w:eastAsia="ja-JP"/>
+        </w:rPr>
+        <w:t>日まで</w:t>
       </w:r>
       <w:r>
         <w:rPr>
